--- a/docs/女性穿搭指南.docx
+++ b/docs/女性穿搭指南.docx
@@ -82,7 +82,7 @@
           <w:color w:val="5D6D7E"/>
           <w:sz w:val="21"/>
         </w:rPr>
-        <w:t>：2026/6/13（六）～ 6/24（三）</w:t>
+        <w:t>：2026/6/13（六）～ 6/24（三，6/24 為飛行抵台日）</w:t>
       </w:r>
     </w:p>
     <w:p>
@@ -182,6 +182,66 @@
           <w:sz w:val="21"/>
         </w:rPr>
         <w:t>：米白、奶茶、卡其、深棕、墨綠、丹寧藍</w:t>
+      </w:r>
+    </w:p>
+    <w:p>
+      <w:pPr/>
+      <w:r>
+        <w:rPr>
+          <w:rFonts w:ascii="Microsoft JhengHei" w:hAnsi="Microsoft JhengHei" w:eastAsia="Microsoft JhengHei"/>
+        </w:rPr>
+        <w:t>&gt;</w:t>
+      </w:r>
+    </w:p>
+    <w:p>
+      <w:pPr>
+        <w:ind w:left="283"/>
+        <w:pBdr>
+          <w:left w:val="single" w:sz="12" w:space="4" w:color="2E86C1"/>
+        </w:pBdr>
+        <w:shd w:fill="EBF5FB"/>
+      </w:pPr>
+      <w:r>
+        <w:rPr>
+          <w:rFonts w:ascii="Microsoft JhengHei" w:hAnsi="Microsoft JhengHei" w:eastAsia="Microsoft JhengHei"/>
+          <w:color w:val="5D6D7E"/>
+          <w:sz w:val="21"/>
+        </w:rPr>
+        <w:t xml:space="preserve">⚠ </w:t>
+      </w:r>
+      <w:r>
+        <w:rPr>
+          <w:rFonts w:ascii="Microsoft JhengHei" w:hAnsi="Microsoft JhengHei" w:eastAsia="Microsoft JhengHei"/>
+          <w:b/>
+          <w:color w:val="5D6D7E"/>
+          <w:sz w:val="21"/>
+        </w:rPr>
+        <w:t>天氣為氣候常態參考</w:t>
+      </w:r>
+      <w:r>
+        <w:rPr>
+          <w:rFonts w:ascii="Microsoft JhengHei" w:hAnsi="Microsoft JhengHei" w:eastAsia="Microsoft JhengHei"/>
+          <w:color w:val="5D6D7E"/>
+          <w:sz w:val="21"/>
+        </w:rPr>
+        <w:t>（米蘭/佛羅倫斯 6 月均高約 26-28°C、Siena 約 25°C，午後可能達 30°C+；雨量不多但偶有雷陣雨）；</w:t>
+      </w:r>
+      <w:r>
+        <w:rPr>
+          <w:rFonts w:ascii="Microsoft JhengHei" w:hAnsi="Microsoft JhengHei" w:eastAsia="Microsoft JhengHei"/>
+          <w:b/>
+          <w:color w:val="5D6D7E"/>
+          <w:sz w:val="21"/>
+        </w:rPr>
+        <w:t>出發前 7-10 天請查實際預報</w:t>
+      </w:r>
+      <w:r>
+        <w:rPr>
+          <w:rFonts w:ascii="Microsoft JhengHei" w:hAnsi="Microsoft JhengHei" w:eastAsia="Microsoft JhengHei"/>
+          <w:color w:val="5D6D7E"/>
+          <w:sz w:val="21"/>
+        </w:rPr>
+        <w:t>再微調穿搭。</w:t>
       </w:r>
     </w:p>
     <w:p>
@@ -2206,26 +2266,26 @@
           <w:rFonts w:ascii="Microsoft JhengHei" w:hAnsi="Microsoft JhengHei" w:eastAsia="Microsoft JhengHei"/>
           <w:b/>
         </w:rPr>
-        <w:t>烏菲茲美術館本身不算嚴格教堂規定，但館內有禮拜堂展區建議遮肩</w:t>
-      </w:r>
-      <w:r>
-        <w:rPr>
-          <w:rFonts w:ascii="Microsoft JhengHei" w:hAnsi="Microsoft JhengHei" w:eastAsia="Microsoft JhengHei"/>
-        </w:rPr>
-        <w:t>；後背包</w:t>
+        <w:t>烏菲茲是博物館不是教堂</w:t>
+      </w:r>
+      <w:r>
+        <w:rPr>
+          <w:rFonts w:ascii="Microsoft JhengHei" w:hAnsi="Microsoft JhengHei" w:eastAsia="Microsoft JhengHei"/>
+        </w:rPr>
+        <w:t>，無遮肩規定，僅要求符合博物館場所禮儀（避免泳裝、過度暴露、赤腳）；</w:t>
       </w:r>
       <w:r>
         <w:rPr>
           <w:rFonts w:ascii="Microsoft JhengHei" w:hAnsi="Microsoft JhengHei" w:eastAsia="Microsoft JhengHei"/>
           <w:b/>
         </w:rPr>
-        <w:t>過大會被要求寄物</w:t>
-      </w:r>
-      <w:r>
-        <w:rPr>
-          <w:rFonts w:ascii="Microsoft JhengHei" w:hAnsi="Microsoft JhengHei" w:eastAsia="Microsoft JhengHei"/>
-        </w:rPr>
-        <w:t>，建議選 A4 大小以內。</w:t>
+        <w:t>官方規定背包、大包、雨傘須免費寄物</w:t>
+      </w:r>
+      <w:r>
+        <w:rPr>
+          <w:rFonts w:ascii="Microsoft JhengHei" w:hAnsi="Microsoft JhengHei" w:eastAsia="Microsoft JhengHei"/>
+        </w:rPr>
+        <w:t>，建議改帶小手提包或小斜背包入館。</w:t>
       </w:r>
     </w:p>
     <w:p>
@@ -2619,26 +2679,26 @@
           <w:rFonts w:ascii="Microsoft JhengHei" w:hAnsi="Microsoft JhengHei" w:eastAsia="Microsoft JhengHei"/>
           <w:b/>
         </w:rPr>
-        <w:t>百花大教堂主教堂博物館須遮肩</w:t>
-      </w:r>
-      <w:r>
-        <w:rPr>
-          <w:rFonts w:ascii="Microsoft JhengHei" w:hAnsi="Microsoft JhengHei" w:eastAsia="Microsoft JhengHei"/>
-        </w:rPr>
-        <w:t>；圓頂登頂</w:t>
+        <w:t>百花圓頂登頂須預約時段、463 階無電梯、約 45 分鐘</w:t>
+      </w:r>
+      <w:r>
+        <w:rPr>
+          <w:rFonts w:ascii="Microsoft JhengHei" w:hAnsi="Microsoft JhengHei" w:eastAsia="Microsoft JhengHei"/>
+        </w:rPr>
+        <w:t>；2025/3/1 起須帶身分證件；孕婦／心血管或呼吸疾病／眩暈／幽閉恐懼者不建議；</w:t>
       </w:r>
       <w:r>
         <w:rPr>
           <w:rFonts w:ascii="Microsoft JhengHei" w:hAnsi="Microsoft JhengHei" w:eastAsia="Microsoft JhengHei"/>
           <w:b/>
         </w:rPr>
-        <w:t>狹窄樓梯不能背大背包</w:t>
-      </w:r>
-      <w:r>
-        <w:rPr>
-          <w:rFonts w:ascii="Microsoft JhengHei" w:hAnsi="Microsoft JhengHei" w:eastAsia="Microsoft JhengHei"/>
-        </w:rPr>
-        <w:t>，建議用斜背小包；</w:t>
+        <w:t>官方規定爬圓頂前須把行李、背包、中大型包寄放在 Piazza Duomo 38/r</w:t>
+      </w:r>
+      <w:r>
+        <w:rPr>
+          <w:rFonts w:ascii="Microsoft JhengHei" w:hAnsi="Microsoft JhengHei" w:eastAsia="Microsoft JhengHei"/>
+        </w:rPr>
+        <w:t>，建議只帶小斜背包或腰包；</w:t>
       </w:r>
       <w:r>
         <w:rPr>
@@ -2651,7 +2711,7 @@
         <w:rPr>
           <w:rFonts w:ascii="Microsoft JhengHei" w:hAnsi="Microsoft JhengHei" w:eastAsia="Microsoft JhengHei"/>
         </w:rPr>
-        <w:t>，碎石可能會卡進去。</w:t>
+        <w:t>；遮肩過膝規定主要適用於主教座堂與洗禮堂本體。</w:t>
       </w:r>
     </w:p>
     <w:p>
@@ -3016,13 +3076,13 @@
           <w:rFonts w:ascii="Microsoft JhengHei" w:hAnsi="Microsoft JhengHei" w:eastAsia="Microsoft JhengHei"/>
           <w:b/>
         </w:rPr>
-        <w:t>館內禁止拍照大衛像本身但走廊可以</w:t>
-      </w:r>
-      <w:r>
-        <w:rPr>
-          <w:rFonts w:ascii="Microsoft JhengHei" w:hAnsi="Microsoft JhengHei" w:eastAsia="Microsoft JhengHei"/>
-        </w:rPr>
-        <w:t>）走廊的光影、聖十字聖殿外的廣場、AquaFlor 香氛宮殿的古董櫥窗，</w:t>
+        <w:t>可拍照供個人使用，禁閃光燈、自拍棒、三腳架</w:t>
+      </w:r>
+      <w:r>
+        <w:rPr>
+          <w:rFonts w:ascii="Microsoft JhengHei" w:hAnsi="Microsoft JhengHei" w:eastAsia="Microsoft JhengHei"/>
+        </w:rPr>
+        <w:t>）、走廊光影、聖十字聖殿外的廣場、AquaFlor 香氛宮殿的古董櫥窗，</w:t>
       </w:r>
       <w:r>
         <w:rPr>
@@ -3097,26 +3157,39 @@
           <w:rFonts w:ascii="Microsoft JhengHei" w:hAnsi="Microsoft JhengHei" w:eastAsia="Microsoft JhengHei"/>
           <w:b/>
         </w:rPr>
-        <w:t>學院美術館＋聖十字聖殿＋洗禮堂三場所連環遮肩</w:t>
-      </w:r>
-      <w:r>
-        <w:rPr>
-          <w:rFonts w:ascii="Microsoft JhengHei" w:hAnsi="Microsoft JhengHei" w:eastAsia="Microsoft JhengHei"/>
-        </w:rPr>
-        <w:t>；Za Za 雖是 trattoria 不算高級餐廳，但</w:t>
+        <w:t>學院美術館是博物館（非教堂）</w:t>
+      </w:r>
+      <w:r>
+        <w:rPr>
+          <w:rFonts w:ascii="Microsoft JhengHei" w:hAnsi="Microsoft JhengHei" w:eastAsia="Microsoft JhengHei"/>
+        </w:rPr>
+        <w:t xml:space="preserve">，無宗教遮肩規定，但隨身物品超過 </w:t>
       </w:r>
       <w:r>
         <w:rPr>
           <w:rFonts w:ascii="Microsoft JhengHei" w:hAnsi="Microsoft JhengHei" w:eastAsia="Microsoft JhengHei"/>
           <w:b/>
         </w:rPr>
-        <w:t>晚餐建議避免運動鞋＋運動服</w:t>
-      </w:r>
-      <w:r>
-        <w:rPr>
-          <w:rFonts w:ascii="Microsoft JhengHei" w:hAnsi="Microsoft JhengHei" w:eastAsia="Microsoft JhengHei"/>
-        </w:rPr>
-        <w:t>，給服務生與用餐氛圍應有的尊重。</w:t>
+        <w:t>40×30×18 cm 不能入內、館內也無寄物處</w:t>
+      </w:r>
+      <w:r>
+        <w:rPr>
+          <w:rFonts w:ascii="Microsoft JhengHei" w:hAnsi="Microsoft JhengHei" w:eastAsia="Microsoft JhengHei"/>
+        </w:rPr>
+        <w:t>；</w:t>
+      </w:r>
+      <w:r>
+        <w:rPr>
+          <w:rFonts w:ascii="Microsoft JhengHei" w:hAnsi="Microsoft JhengHei" w:eastAsia="Microsoft JhengHei"/>
+          <w:b/>
+        </w:rPr>
+        <w:t>聖十字聖殿與洗禮堂仍須遮肩、過膝、禁夾腳拖</w:t>
+      </w:r>
+      <w:r>
+        <w:rPr>
+          <w:rFonts w:ascii="Microsoft JhengHei" w:hAnsi="Microsoft JhengHei" w:eastAsia="Microsoft JhengHei"/>
+        </w:rPr>
+        <w:t>；Za Za 是 trattoria 屬休閒整潔即可，無正式 dress code。</w:t>
       </w:r>
     </w:p>
     <w:p>
@@ -4092,26 +4165,13 @@
           <w:rFonts w:ascii="Microsoft JhengHei" w:hAnsi="Microsoft JhengHei" w:eastAsia="Microsoft JhengHei"/>
           <w:b/>
         </w:rPr>
-        <w:t>米蘭大教堂進入內部嚴格檢查 — 短褲、背心、細肩帶、迷你裙、露腰、露肩一律拒絕入內</w:t>
-      </w:r>
-      <w:r>
-        <w:rPr>
-          <w:rFonts w:ascii="Microsoft JhengHei" w:hAnsi="Microsoft JhengHei" w:eastAsia="Microsoft JhengHei"/>
-        </w:rPr>
-        <w:t>；晚上 Ratanà</w:t>
-      </w:r>
-      <w:r>
-        <w:rPr>
-          <w:rFonts w:ascii="Microsoft JhengHei" w:hAnsi="Microsoft JhengHei" w:eastAsia="Microsoft JhengHei"/>
-          <w:b/>
-        </w:rPr>
-        <w:t>請避免運動鞋、牛仔褲（破洞款絕對禁止）、T 恤</w:t>
-      </w:r>
-      <w:r>
-        <w:rPr>
-          <w:rFonts w:ascii="Microsoft JhengHei" w:hAnsi="Microsoft JhengHei" w:eastAsia="Microsoft JhengHei"/>
-        </w:rPr>
-        <w:t>，這是告別晚餐請隆重一些。</w:t>
+        <w:t>米蘭大教堂進入內部嚴格檢查 — 短褲、背心、細肩帶、迷你裙、露腰、露肩、戴帽子一律拒絕入內</w:t>
+      </w:r>
+      <w:r>
+        <w:rPr>
+          <w:rFonts w:ascii="Microsoft JhengHei" w:hAnsi="Microsoft JhengHei" w:eastAsia="Microsoft JhengHei"/>
+        </w:rPr>
+        <w:t>；登露台官方建議穿好走鞋（高跟鞋不適合）；晚上 Ratanà 為 smart casual，建議避免破洞牛仔褲、運動套裝、海灘感拖鞋；乾淨小白鞋、深色無破洞牛仔褲通常可接受。</w:t>
       </w:r>
     </w:p>
     <w:p>
@@ -5453,14 +5513,29 @@
           <w:b/>
           <w:sz w:val="21"/>
         </w:rPr>
-        <w:t>A4 後背包</w:t>
+        <w:t>包包尺寸</w:t>
       </w:r>
       <w:r>
         <w:rPr>
           <w:rFonts w:ascii="Microsoft JhengHei" w:hAnsi="Microsoft JhengHei" w:eastAsia="Microsoft JhengHei"/>
           <w:sz w:val="21"/>
         </w:rPr>
-        <w:t xml:space="preserve"> — 烏菲茲與學院美術館都會要求過大背包寄物</w:t>
+        <w:t xml:space="preserve"> — 烏菲茲背包/大包須寄物；學院美術館上限 </w:t>
+      </w:r>
+      <w:r>
+        <w:rPr>
+          <w:rFonts w:ascii="Microsoft JhengHei" w:hAnsi="Microsoft JhengHei" w:eastAsia="Microsoft JhengHei"/>
+          <w:b/>
+          <w:sz w:val="21"/>
+        </w:rPr>
+        <w:t>40×30×18 cm 且無寄物處</w:t>
+      </w:r>
+      <w:r>
+        <w:rPr>
+          <w:rFonts w:ascii="Microsoft JhengHei" w:hAnsi="Microsoft JhengHei" w:eastAsia="Microsoft JhengHei"/>
+          <w:sz w:val="21"/>
+        </w:rPr>
+        <w:t>；百花圓頂登頂前須寄放於 Piazza Duomo 38/r</w:t>
       </w:r>
     </w:p>
     <w:p>
@@ -5653,7 +5728,7 @@
                 <w:rFonts w:ascii="Microsoft JhengHei" w:hAnsi="Microsoft JhengHei" w:eastAsia="Microsoft JhengHei"/>
                 <w:sz w:val="19"/>
               </w:rPr>
-              <w:t>⚠️ 須遮肩</w:t>
+              <w:t>⚠️ 遮肩、下身過膝、入內脫帽</w:t>
             </w:r>
           </w:p>
         </w:tc>
@@ -5700,7 +5775,21 @@
                 <w:rFonts w:ascii="Microsoft JhengHei" w:hAnsi="Microsoft JhengHei" w:eastAsia="Microsoft JhengHei"/>
                 <w:sz w:val="19"/>
               </w:rPr>
-              <w:t>建議遮肩；後背包 A4 內</w:t>
+              <w:t>博物館非教堂；無遮肩規定；</w:t>
+            </w:r>
+            <w:r>
+              <w:rPr>
+                <w:rFonts w:ascii="Microsoft JhengHei" w:hAnsi="Microsoft JhengHei" w:eastAsia="Microsoft JhengHei"/>
+                <w:b/>
+                <w:sz w:val="19"/>
+              </w:rPr>
+              <w:t>背包/大包/雨傘須免費寄物</w:t>
+            </w:r>
+            <w:r>
+              <w:rPr>
+                <w:rFonts w:ascii="Microsoft JhengHei" w:hAnsi="Microsoft JhengHei" w:eastAsia="Microsoft JhengHei"/>
+                <w:sz w:val="19"/>
+              </w:rPr>
             </w:r>
           </w:p>
         </w:tc>
@@ -5734,7 +5823,7 @@
                 <w:rFonts w:ascii="Microsoft JhengHei" w:hAnsi="Microsoft JhengHei" w:eastAsia="Microsoft JhengHei"/>
                 <w:sz w:val="19"/>
               </w:rPr>
-              <w:t>百花大教堂博物館</w:t>
+              <w:t>百花圓頂</w:t>
             </w:r>
           </w:p>
         </w:tc>
@@ -5750,7 +5839,21 @@
                 <w:rFonts w:ascii="Microsoft JhengHei" w:hAnsi="Microsoft JhengHei" w:eastAsia="Microsoft JhengHei"/>
                 <w:sz w:val="19"/>
               </w:rPr>
-              <w:t>⚠️ 須遮肩；圓頂禁大背包</w:t>
+              <w:t>463 階登階；無遮肩規定（規定僅適用於主教座堂與洗禮堂本體）；</w:t>
+            </w:r>
+            <w:r>
+              <w:rPr>
+                <w:rFonts w:ascii="Microsoft JhengHei" w:hAnsi="Microsoft JhengHei" w:eastAsia="Microsoft JhengHei"/>
+                <w:b/>
+                <w:sz w:val="19"/>
+              </w:rPr>
+              <w:t>登頂前須在 Piazza Duomo 38/r 寄放大件行李</w:t>
+            </w:r>
+            <w:r>
+              <w:rPr>
+                <w:rFonts w:ascii="Microsoft JhengHei" w:hAnsi="Microsoft JhengHei" w:eastAsia="Microsoft JhengHei"/>
+                <w:sz w:val="19"/>
+              </w:rPr>
             </w:r>
           </w:p>
         </w:tc>
@@ -5782,7 +5885,7 @@
                 <w:rFonts w:ascii="Microsoft JhengHei" w:hAnsi="Microsoft JhengHei" w:eastAsia="Microsoft JhengHei"/>
                 <w:sz w:val="19"/>
               </w:rPr>
-              <w:t>學院美術館＋聖十字＋洗禮堂</w:t>
+              <w:t>學院美術館</w:t>
             </w:r>
           </w:p>
         </w:tc>
@@ -5797,7 +5900,22 @@
                 <w:rFonts w:ascii="Microsoft JhengHei" w:hAnsi="Microsoft JhengHei" w:eastAsia="Microsoft JhengHei"/>
                 <w:sz w:val="19"/>
               </w:rPr>
-              <w:t>⚠️ 連環遮肩</w:t>
+              <w:t>博物館非教堂；無遮肩規定；</w:t>
+            </w:r>
+            <w:r>
+              <w:rPr>
+                <w:rFonts w:ascii="Microsoft JhengHei" w:hAnsi="Microsoft JhengHei" w:eastAsia="Microsoft JhengHei"/>
+                <w:b/>
+                <w:sz w:val="19"/>
+              </w:rPr>
+              <w:t>包包不可超過 40×30×18 cm，館內無寄物處</w:t>
+            </w:r>
+            <w:r>
+              <w:rPr>
+                <w:rFonts w:ascii="Microsoft JhengHei" w:hAnsi="Microsoft JhengHei" w:eastAsia="Microsoft JhengHei"/>
+                <w:sz w:val="19"/>
+              </w:rPr>
+              <w:t>；大衛像可拍照（禁閃光/自拍棒/腳架）</w:t>
             </w:r>
           </w:p>
         </w:tc>
@@ -5815,7 +5933,7 @@
                 <w:rFonts w:ascii="Microsoft JhengHei" w:hAnsi="Microsoft JhengHei" w:eastAsia="Microsoft JhengHei"/>
                 <w:sz w:val="19"/>
               </w:rPr>
-              <w:t>Day 9</w:t>
+              <w:t>Day 7</w:t>
             </w:r>
           </w:p>
         </w:tc>
@@ -5831,6 +5949,54 @@
                 <w:rFonts w:ascii="Microsoft JhengHei" w:hAnsi="Microsoft JhengHei" w:eastAsia="Microsoft JhengHei"/>
                 <w:sz w:val="19"/>
               </w:rPr>
+              <w:t>聖十字＋洗禮堂</w:t>
+            </w:r>
+          </w:p>
+        </w:tc>
+        <w:tc>
+          <w:tcPr>
+            <w:tcW w:type="dxa" w:w="3024"/>
+            <w:shd w:fill="EBF5FB"/>
+          </w:tcPr>
+          <w:p>
+            <w:r/>
+            <w:r>
+              <w:rPr>
+                <w:rFonts w:ascii="Microsoft JhengHei" w:hAnsi="Microsoft JhengHei" w:eastAsia="Microsoft JhengHei"/>
+                <w:sz w:val="19"/>
+              </w:rPr>
+              <w:t>⚠️ 遮肩、過膝、禁夾腳拖</w:t>
+            </w:r>
+          </w:p>
+        </w:tc>
+      </w:tr>
+      <w:tr>
+        <w:tc>
+          <w:tcPr>
+            <w:tcW w:type="dxa" w:w="3024"/>
+          </w:tcPr>
+          <w:p>
+            <w:r/>
+            <w:r>
+              <w:rPr>
+                <w:rFonts w:ascii="Microsoft JhengHei" w:hAnsi="Microsoft JhengHei" w:eastAsia="Microsoft JhengHei"/>
+                <w:sz w:val="19"/>
+              </w:rPr>
+              <w:t>Day 9</w:t>
+            </w:r>
+          </w:p>
+        </w:tc>
+        <w:tc>
+          <w:tcPr>
+            <w:tcW w:type="dxa" w:w="3024"/>
+          </w:tcPr>
+          <w:p>
+            <w:r/>
+            <w:r>
+              <w:rPr>
+                <w:rFonts w:ascii="Microsoft JhengHei" w:hAnsi="Microsoft JhengHei" w:eastAsia="Microsoft JhengHei"/>
+                <w:sz w:val="19"/>
+              </w:rPr>
               <w:t>米蘭大教堂</w:t>
             </w:r>
           </w:p>
@@ -5838,7 +6004,6 @@
         <w:tc>
           <w:tcPr>
             <w:tcW w:type="dxa" w:w="3024"/>
-            <w:shd w:fill="EBF5FB"/>
           </w:tcPr>
           <w:p>
             <w:r/>
@@ -5862,7 +6027,7 @@
                 <w:rFonts w:ascii="Microsoft JhengHei" w:hAnsi="Microsoft JhengHei" w:eastAsia="Microsoft JhengHei"/>
                 <w:sz w:val="19"/>
               </w:rPr>
-              <w:t>：禁短褲、背心、細肩帶、迷你裙</w:t>
+              <w:t>：禁短褲、背心、細肩帶、迷你裙、室內禁戴帽子；露台穿好走鞋</w:t>
             </w:r>
           </w:p>
         </w:tc>
@@ -5871,6 +6036,7 @@
         <w:tc>
           <w:tcPr>
             <w:tcW w:type="dxa" w:w="3024"/>
+            <w:shd w:fill="EBF5FB"/>
           </w:tcPr>
           <w:p>
             <w:r/>
@@ -5886,6 +6052,7 @@
         <w:tc>
           <w:tcPr>
             <w:tcW w:type="dxa" w:w="3024"/>
+            <w:shd w:fill="EBF5FB"/>
           </w:tcPr>
           <w:p>
             <w:r/>
@@ -5901,6 +6068,7 @@
         <w:tc>
           <w:tcPr>
             <w:tcW w:type="dxa" w:w="3024"/>
+            <w:shd w:fill="EBF5FB"/>
           </w:tcPr>
           <w:p>
             <w:r/>
@@ -5909,7 +6077,7 @@
                 <w:rFonts w:ascii="Microsoft JhengHei" w:hAnsi="Microsoft JhengHei" w:eastAsia="Microsoft JhengHei"/>
                 <w:sz w:val="19"/>
               </w:rPr>
-              <w:t>smart casual：禁運動鞋、破洞牛仔褲、T 恤</w:t>
+              <w:t>smart casual：建議避免破洞牛仔褲、運動套裝、海灘感拖鞋</w:t>
             </w:r>
           </w:p>
         </w:tc>
@@ -5936,7 +6104,7 @@
           <w:rFonts w:ascii="Microsoft JhengHei" w:hAnsi="Microsoft JhengHei" w:eastAsia="Microsoft JhengHei"/>
           <w:i/>
         </w:rPr>
-        <w:t>最後更新：2026/5/1</w:t>
+        <w:t>最後更新：2026/05/13（三方審查修訂版 — 修正學院美術館、烏菲茲、百花圓頂、聖十字、洗禮堂、米蘭大教堂規定；包包尺寸；6 月氣候標註）</w:t>
       </w:r>
       <w:r>
         <w:rPr>

--- a/docs/女性穿搭指南.docx
+++ b/docs/女性穿搭指南.docx
@@ -2732,7 +2732,7 @@
         <w:pStyle w:val="Heading2"/>
       </w:pPr>
       <w:r>
-        <w:t>Day 7｜6/20（六）大衛像 + 牛排大餐</w:t>
+        <w:t>Day 7｜6/20（六）大衛像 + Mosaics up close 鷹架 + 牛排大餐</w:t>
       </w:r>
     </w:p>
     <w:p>
@@ -2753,20 +2753,20 @@
         <w:rPr>
           <w:rFonts w:ascii="Microsoft JhengHei" w:hAnsi="Microsoft JhengHei" w:eastAsia="Microsoft JhengHei"/>
         </w:rPr>
-        <w:t>：白天 29-31°C；學院美術館＋聖十字聖殿＋洗禮堂三個場所</w:t>
+        <w:t xml:space="preserve">：白天 29-31°C；學院美術館（博物館，端莊即可）＋ </w:t>
       </w:r>
       <w:r>
         <w:rPr>
           <w:rFonts w:ascii="Microsoft JhengHei" w:hAnsi="Microsoft JhengHei" w:eastAsia="Microsoft JhengHei"/>
           <w:b/>
         </w:rPr>
-        <w:t>全部須遮肩</w:t>
-      </w:r>
-      <w:r>
-        <w:rPr>
-          <w:rFonts w:ascii="Microsoft JhengHei" w:hAnsi="Microsoft JhengHei" w:eastAsia="Microsoft JhengHei"/>
-        </w:rPr>
-        <w:t>；晚上 Trattoria Za Za 牛排大餐建議</w:t>
+        <w:t>Mosaics up close 洗禮堂鷹架（強制 closed-toe shoes）</w:t>
+      </w:r>
+      <w:r>
+        <w:rPr>
+          <w:rFonts w:ascii="Microsoft JhengHei" w:hAnsi="Microsoft JhengHei" w:eastAsia="Microsoft JhengHei"/>
+        </w:rPr>
+        <w:t xml:space="preserve"> ＋聖十字聖殿（遮肩過膝禁夾腳拖）；晚上 Trattoria Za Za 牛排大餐建議</w:t>
       </w:r>
       <w:r>
         <w:rPr>
@@ -2871,20 +2871,46 @@
         <w:rPr>
           <w:rFonts w:ascii="Microsoft JhengHei" w:hAnsi="Microsoft JhengHei" w:eastAsia="Microsoft JhengHei"/>
         </w:rPr>
-        <w:t>：駝色低跟瑪莉珍鞋或軟底芭蕾舞鞋（</w:t>
+        <w:t>：</w:t>
       </w:r>
       <w:r>
         <w:rPr>
           <w:rFonts w:ascii="Microsoft JhengHei" w:hAnsi="Microsoft JhengHei" w:eastAsia="Microsoft JhengHei"/>
           <w:b/>
         </w:rPr>
-        <w:t>晚餐稍微提升正式感</w:t>
-      </w:r>
-      <w:r>
-        <w:rPr>
-          <w:rFonts w:ascii="Microsoft JhengHei" w:hAnsi="Microsoft JhengHei" w:eastAsia="Microsoft JhengHei"/>
-        </w:rPr>
-        <w:t>，但仍能走路）</w:t>
+        <w:t>駝色軟底芭蕾舞鞋</w:t>
+      </w:r>
+      <w:r>
+        <w:rPr>
+          <w:rFonts w:ascii="Microsoft JhengHei" w:hAnsi="Microsoft JhengHei" w:eastAsia="Microsoft JhengHei"/>
+        </w:rPr>
+        <w:t>（首選 — 完全 closed-toe、平底防滑、符合鷹架要求）；或</w:t>
+      </w:r>
+      <w:r>
+        <w:rPr>
+          <w:rFonts w:ascii="Microsoft JhengHei" w:hAnsi="Microsoft JhengHei" w:eastAsia="Microsoft JhengHei"/>
+          <w:b/>
+        </w:rPr>
+        <w:t>包覆式低跟瑪莉珍鞋</w:t>
+      </w:r>
+      <w:r>
+        <w:rPr>
+          <w:rFonts w:ascii="Microsoft JhengHei" w:hAnsi="Microsoft JhengHei" w:eastAsia="Microsoft JhengHei"/>
+        </w:rPr>
+        <w:t xml:space="preserve">（須確認是 </w:t>
+      </w:r>
+      <w:r>
+        <w:rPr>
+          <w:rFonts w:ascii="Microsoft JhengHei" w:hAnsi="Microsoft JhengHei" w:eastAsia="Microsoft JhengHei"/>
+          <w:b/>
+        </w:rPr>
+        <w:t>「rounded closed-toe」</w:t>
+      </w:r>
+      <w:r>
+        <w:rPr>
+          <w:rFonts w:ascii="Microsoft JhengHei" w:hAnsi="Microsoft JhengHei" w:eastAsia="Microsoft JhengHei"/>
+        </w:rPr>
+        <w:t>非露趾款）</w:t>
       </w:r>
     </w:p>
     <w:p>
@@ -2956,20 +2982,20 @@
           <w:rFonts w:ascii="Microsoft JhengHei" w:hAnsi="Microsoft JhengHei" w:eastAsia="Microsoft JhengHei"/>
           <w:b/>
         </w:rPr>
-        <w:t>白天教堂遮肩＋晚上餐廳優雅</w:t>
-      </w:r>
-      <w:r>
-        <w:rPr>
-          <w:rFonts w:ascii="Microsoft JhengHei" w:hAnsi="Microsoft JhengHei" w:eastAsia="Microsoft JhengHei"/>
-        </w:rPr>
-        <w:t>」雙重需求的一天，</w:t>
+        <w:t>白天教堂遮肩＋鷹架閉趾＋晚上餐廳優雅</w:t>
+      </w:r>
+      <w:r>
+        <w:rPr>
+          <w:rFonts w:ascii="Microsoft JhengHei" w:hAnsi="Microsoft JhengHei" w:eastAsia="Microsoft JhengHei"/>
+        </w:rPr>
+        <w:t>」三重需求的一天，</w:t>
       </w:r>
       <w:r>
         <w:rPr>
           <w:rFonts w:ascii="Microsoft JhengHei" w:hAnsi="Microsoft JhengHei" w:eastAsia="Microsoft JhengHei"/>
           <w:b/>
         </w:rPr>
-        <w:t>針織上衣＋百褶裙</w:t>
+        <w:t>針織上衣＋百褶裙＋軟底芭蕾舞鞋</w:t>
       </w:r>
       <w:r>
         <w:rPr>
@@ -3048,7 +3074,7 @@
         <w:rPr>
           <w:rFonts w:ascii="Microsoft JhengHei" w:hAnsi="Microsoft JhengHei" w:eastAsia="Microsoft JhengHei"/>
         </w:rPr>
-        <w:t>進裙頭，搭配窄版皮帶強調腰線；瑪莉珍鞋帶能拉長腳踝視覺。</w:t>
+        <w:t>進裙頭，搭配窄版皮帶強調腰線；芭蕾舞鞋的纖細鞋型不會顯笨重。</w:t>
       </w:r>
     </w:p>
     <w:p>
@@ -3082,20 +3108,20 @@
         <w:rPr>
           <w:rFonts w:ascii="Microsoft JhengHei" w:hAnsi="Microsoft JhengHei" w:eastAsia="Microsoft JhengHei"/>
         </w:rPr>
-        <w:t>）、走廊光影、聖十字聖殿外的廣場、AquaFlor 香氛宮殿的古董櫥窗，</w:t>
+        <w:t>）、Mosaics up close 鷹架上的 13 世紀馬賽克近距離（</w:t>
       </w:r>
       <w:r>
         <w:rPr>
           <w:rFonts w:ascii="Microsoft JhengHei" w:hAnsi="Microsoft JhengHei" w:eastAsia="Microsoft JhengHei"/>
           <w:b/>
         </w:rPr>
-        <w:t>奶茶色系全程在歐式古典背景下完美融入</w:t>
-      </w:r>
-      <w:r>
-        <w:rPr>
-          <w:rFonts w:ascii="Microsoft JhengHei" w:hAnsi="Microsoft JhengHei" w:eastAsia="Microsoft JhengHei"/>
-        </w:rPr>
-        <w:t>；Za Za 牛排館的木質裝潢前氣氛濃郁。</w:t>
+        <w:t>一生一次的鏡頭</w:t>
+      </w:r>
+      <w:r>
+        <w:rPr>
+          <w:rFonts w:ascii="Microsoft JhengHei" w:hAnsi="Microsoft JhengHei" w:eastAsia="Microsoft JhengHei"/>
+        </w:rPr>
+        <w:t>）、聖十字聖殿外的廣場、AquaFlor 香氛宮殿的古董櫥窗。</w:t>
       </w:r>
     </w:p>
     <w:p>
@@ -3129,7 +3155,20 @@
         <w:rPr>
           <w:rFonts w:ascii="Microsoft JhengHei" w:hAnsi="Microsoft JhengHei" w:eastAsia="Microsoft JhengHei"/>
         </w:rPr>
-        <w:t>＋皮帶＋瑪莉珍鞋，更一致的優雅感。</w:t>
+        <w:t>＋皮帶＋</w:t>
+      </w:r>
+      <w:r>
+        <w:rPr>
+          <w:rFonts w:ascii="Microsoft JhengHei" w:hAnsi="Microsoft JhengHei" w:eastAsia="Microsoft JhengHei"/>
+          <w:b/>
+        </w:rPr>
+        <w:t>軟底芭蕾舞鞋</w:t>
+      </w:r>
+      <w:r>
+        <w:rPr>
+          <w:rFonts w:ascii="Microsoft JhengHei" w:hAnsi="Microsoft JhengHei" w:eastAsia="Microsoft JhengHei"/>
+        </w:rPr>
+        <w:t>。</w:t>
       </w:r>
     </w:p>
     <w:p>
@@ -3150,46 +3189,115 @@
         <w:rPr>
           <w:rFonts w:ascii="Microsoft JhengHei" w:hAnsi="Microsoft JhengHei" w:eastAsia="Microsoft JhengHei"/>
         </w:rPr>
-        <w:t xml:space="preserve">：⚠️ </w:t>
+        <w:t>：</w:t>
+      </w:r>
+    </w:p>
+    <w:p>
+      <w:pPr>
+        <w:ind w:left="454" w:hanging="227"/>
+      </w:pPr>
+      <w:r>
+        <w:rPr>
+          <w:rFonts w:ascii="Microsoft JhengHei" w:hAnsi="Microsoft JhengHei" w:eastAsia="Microsoft JhengHei"/>
+          <w:sz w:val="21"/>
+        </w:rPr>
+        <w:t xml:space="preserve">• ⚠️ </w:t>
       </w:r>
       <w:r>
         <w:rPr>
           <w:rFonts w:ascii="Microsoft JhengHei" w:hAnsi="Microsoft JhengHei" w:eastAsia="Microsoft JhengHei"/>
           <w:b/>
-        </w:rPr>
-        <w:t>學院美術館是博物館（非教堂）</w:t>
-      </w:r>
-      <w:r>
-        <w:rPr>
-          <w:rFonts w:ascii="Microsoft JhengHei" w:hAnsi="Microsoft JhengHei" w:eastAsia="Microsoft JhengHei"/>
-        </w:rPr>
-        <w:t xml:space="preserve">，無宗教遮肩規定，但隨身物品超過 </w:t>
+          <w:sz w:val="21"/>
+        </w:rPr>
+        <w:t>Mosaics up close 鷹架強制 closed-toe shoes</w:t>
+      </w:r>
+      <w:r>
+        <w:rPr>
+          <w:rFonts w:ascii="Microsoft JhengHei" w:hAnsi="Microsoft JhengHei" w:eastAsia="Microsoft JhengHei"/>
+          <w:sz w:val="21"/>
+        </w:rPr>
+        <w:t>（不可穿涼鞋、夾腳拖、露趾鞋），10:45 集合時鞋款不符可能被拒進場</w:t>
+      </w:r>
+    </w:p>
+    <w:p>
+      <w:pPr>
+        <w:ind w:left="454" w:hanging="227"/>
+      </w:pPr>
+      <w:r>
+        <w:rPr>
+          <w:rFonts w:ascii="Microsoft JhengHei" w:hAnsi="Microsoft JhengHei" w:eastAsia="Microsoft JhengHei"/>
+          <w:sz w:val="21"/>
+        </w:rPr>
+        <w:t xml:space="preserve">• ⚠️ </w:t>
       </w:r>
       <w:r>
         <w:rPr>
           <w:rFonts w:ascii="Microsoft JhengHei" w:hAnsi="Microsoft JhengHei" w:eastAsia="Microsoft JhengHei"/>
           <w:b/>
+          <w:sz w:val="21"/>
+        </w:rPr>
+        <w:t>學院美術館</w:t>
+      </w:r>
+      <w:r>
+        <w:rPr>
+          <w:rFonts w:ascii="Microsoft JhengHei" w:hAnsi="Microsoft JhengHei" w:eastAsia="Microsoft JhengHei"/>
+          <w:sz w:val="21"/>
+        </w:rPr>
+        <w:t xml:space="preserve">博物館非教堂無遮肩規定，但隨身物品超過 </w:t>
+      </w:r>
+      <w:r>
+        <w:rPr>
+          <w:rFonts w:ascii="Microsoft JhengHei" w:hAnsi="Microsoft JhengHei" w:eastAsia="Microsoft JhengHei"/>
+          <w:b/>
+          <w:sz w:val="21"/>
         </w:rPr>
         <w:t>40×30×18 cm 不能入內、館內也無寄物處</w:t>
       </w:r>
       <w:r>
         <w:rPr>
           <w:rFonts w:ascii="Microsoft JhengHei" w:hAnsi="Microsoft JhengHei" w:eastAsia="Microsoft JhengHei"/>
-        </w:rPr>
-        <w:t>；</w:t>
+          <w:sz w:val="21"/>
+        </w:rPr>
+        <w:t>；大衛像可拍照（禁閃光/自拍棒/腳架）</w:t>
+      </w:r>
+    </w:p>
+    <w:p>
+      <w:pPr>
+        <w:ind w:left="454" w:hanging="227"/>
+      </w:pPr>
+      <w:r>
+        <w:rPr>
+          <w:rFonts w:ascii="Microsoft JhengHei" w:hAnsi="Microsoft JhengHei" w:eastAsia="Microsoft JhengHei"/>
+          <w:sz w:val="21"/>
+        </w:rPr>
+        <w:t xml:space="preserve">• ⚠️ </w:t>
       </w:r>
       <w:r>
         <w:rPr>
           <w:rFonts w:ascii="Microsoft JhengHei" w:hAnsi="Microsoft JhengHei" w:eastAsia="Microsoft JhengHei"/>
           <w:b/>
-        </w:rPr>
-        <w:t>聖十字聖殿與洗禮堂仍須遮肩、過膝、禁夾腳拖</w:t>
-      </w:r>
-      <w:r>
-        <w:rPr>
-          <w:rFonts w:ascii="Microsoft JhengHei" w:hAnsi="Microsoft JhengHei" w:eastAsia="Microsoft JhengHei"/>
-        </w:rPr>
-        <w:t>；Za Za 是 trattoria 屬休閒整潔即可，無正式 dress code。</w:t>
+          <w:sz w:val="21"/>
+        </w:rPr>
+        <w:t>聖十字聖殿</w:t>
+      </w:r>
+      <w:r>
+        <w:rPr>
+          <w:rFonts w:ascii="Microsoft JhengHei" w:hAnsi="Microsoft JhengHei" w:eastAsia="Microsoft JhengHei"/>
+          <w:sz w:val="21"/>
+        </w:rPr>
+        <w:t>遮肩、過膝、禁夾腳拖</w:t>
+      </w:r>
+    </w:p>
+    <w:p>
+      <w:pPr>
+        <w:ind w:left="454" w:hanging="227"/>
+      </w:pPr>
+      <w:r>
+        <w:rPr>
+          <w:rFonts w:ascii="Microsoft JhengHei" w:hAnsi="Microsoft JhengHei" w:eastAsia="Microsoft JhengHei"/>
+          <w:sz w:val="21"/>
+        </w:rPr>
+        <w:t>• ⚠️ Za Za 是 trattoria 屬休閒整潔即可，無正式 dress code</w:t>
       </w:r>
     </w:p>
     <w:p>
@@ -5949,7 +6057,20 @@
                 <w:rFonts w:ascii="Microsoft JhengHei" w:hAnsi="Microsoft JhengHei" w:eastAsia="Microsoft JhengHei"/>
                 <w:sz w:val="19"/>
               </w:rPr>
-              <w:t>聖十字＋洗禮堂</w:t>
+            </w:r>
+            <w:r>
+              <w:rPr>
+                <w:rFonts w:ascii="Microsoft JhengHei" w:hAnsi="Microsoft JhengHei" w:eastAsia="Microsoft JhengHei"/>
+                <w:b/>
+                <w:sz w:val="19"/>
+              </w:rPr>
+              <w:t>Mosaics up close 鷹架</w:t>
+            </w:r>
+            <w:r>
+              <w:rPr>
+                <w:rFonts w:ascii="Microsoft JhengHei" w:hAnsi="Microsoft JhengHei" w:eastAsia="Microsoft JhengHei"/>
+                <w:sz w:val="19"/>
+              </w:rPr>
             </w:r>
           </w:p>
         </w:tc>
@@ -5957,6 +6078,68 @@
           <w:tcPr>
             <w:tcW w:type="dxa" w:w="3024"/>
             <w:shd w:fill="EBF5FB"/>
+          </w:tcPr>
+          <w:p>
+            <w:r/>
+            <w:r>
+              <w:rPr>
+                <w:rFonts w:ascii="Microsoft JhengHei" w:hAnsi="Microsoft JhengHei" w:eastAsia="Microsoft JhengHei"/>
+                <w:sz w:val="19"/>
+              </w:rPr>
+              <w:t xml:space="preserve">⚠️ </w:t>
+            </w:r>
+            <w:r>
+              <w:rPr>
+                <w:rFonts w:ascii="Microsoft JhengHei" w:hAnsi="Microsoft JhengHei" w:eastAsia="Microsoft JhengHei"/>
+                <w:b/>
+                <w:sz w:val="19"/>
+              </w:rPr>
+              <w:t>強制 closed-toe shoes</w:t>
+            </w:r>
+            <w:r>
+              <w:rPr>
+                <w:rFonts w:ascii="Microsoft JhengHei" w:hAnsi="Microsoft JhengHei" w:eastAsia="Microsoft JhengHei"/>
+                <w:sz w:val="19"/>
+              </w:rPr>
+              <w:t>（不可穿涼鞋/夾腳拖/露趾鞋）</w:t>
+            </w:r>
+          </w:p>
+        </w:tc>
+      </w:tr>
+      <w:tr>
+        <w:tc>
+          <w:tcPr>
+            <w:tcW w:type="dxa" w:w="3024"/>
+          </w:tcPr>
+          <w:p>
+            <w:r/>
+            <w:r>
+              <w:rPr>
+                <w:rFonts w:ascii="Microsoft JhengHei" w:hAnsi="Microsoft JhengHei" w:eastAsia="Microsoft JhengHei"/>
+                <w:sz w:val="19"/>
+              </w:rPr>
+              <w:t>Day 7</w:t>
+            </w:r>
+          </w:p>
+        </w:tc>
+        <w:tc>
+          <w:tcPr>
+            <w:tcW w:type="dxa" w:w="3024"/>
+          </w:tcPr>
+          <w:p>
+            <w:r/>
+            <w:r>
+              <w:rPr>
+                <w:rFonts w:ascii="Microsoft JhengHei" w:hAnsi="Microsoft JhengHei" w:eastAsia="Microsoft JhengHei"/>
+                <w:sz w:val="19"/>
+              </w:rPr>
+              <w:t>聖十字聖殿</w:t>
+            </w:r>
+          </w:p>
+        </w:tc>
+        <w:tc>
+          <w:tcPr>
+            <w:tcW w:type="dxa" w:w="3024"/>
           </w:tcPr>
           <w:p>
             <w:r/>
@@ -5974,6 +6157,7 @@
         <w:tc>
           <w:tcPr>
             <w:tcW w:type="dxa" w:w="3024"/>
+            <w:shd w:fill="EBF5FB"/>
           </w:tcPr>
           <w:p>
             <w:r/>
@@ -5989,6 +6173,7 @@
         <w:tc>
           <w:tcPr>
             <w:tcW w:type="dxa" w:w="3024"/>
+            <w:shd w:fill="EBF5FB"/>
           </w:tcPr>
           <w:p>
             <w:r/>
@@ -6004,6 +6189,7 @@
         <w:tc>
           <w:tcPr>
             <w:tcW w:type="dxa" w:w="3024"/>
+            <w:shd w:fill="EBF5FB"/>
           </w:tcPr>
           <w:p>
             <w:r/>
@@ -6036,7 +6222,6 @@
         <w:tc>
           <w:tcPr>
             <w:tcW w:type="dxa" w:w="3024"/>
-            <w:shd w:fill="EBF5FB"/>
           </w:tcPr>
           <w:p>
             <w:r/>
@@ -6052,7 +6237,6 @@
         <w:tc>
           <w:tcPr>
             <w:tcW w:type="dxa" w:w="3024"/>
-            <w:shd w:fill="EBF5FB"/>
           </w:tcPr>
           <w:p>
             <w:r/>
@@ -6068,7 +6252,6 @@
         <w:tc>
           <w:tcPr>
             <w:tcW w:type="dxa" w:w="3024"/>
-            <w:shd w:fill="EBF5FB"/>
           </w:tcPr>
           <w:p>
             <w:r/>
